--- a/depin/content/blog-0908-naver-A.docx
+++ b/depin/content/blog-0908-naver-A.docx
@@ -709,7 +709,7 @@
           <w:i w:val="0"/>
           <w:sz w:val="24"/>
         </w:rPr>
-        <w:t>공통 메모 — 네 편에 같이 적용 (원고 밖)</w:t>
+        <w:t>공통 메모 — 모든 편에 같이 적용 (원고 밖)</w:t>
       </w:r>
     </w:p>
     <w:p>
@@ -722,7 +722,7 @@
           <w:i w:val="0"/>
           <w:sz w:val="22"/>
         </w:rPr>
-        <w:t>네 편을 이렇게 쓴 이유 (네이버 검색 기조 · 스마트블록 · AI 브리핑 · C-Rank/D.I.A.)</w:t>
+        <w:t>일곱 편을 이렇게 쓴 이유 (네이버 검색 기조 · 스마트블록 · AI 브리핑 · C-Rank/D.I.A.)</w:t>
       </w:r>
     </w:p>
     <w:p>
@@ -734,7 +734,19 @@
           <w:b w:val="0"/>
           <w:i w:val="0"/>
         </w:rPr>
-        <w:t>편마다 겨냥하는 검색어가 다르다. A 웰비안 사전예약 / B XRPL · RLUSD · 리플 · DePIN / C 실내공기질측정기 · 미세먼지측정기 · CO2측정기 / D 날씨 데이터 경제 · DePIN 뜻. 제목 앞에 그 검색어가 온다.</w:t>
+        <w:t>편마다 겨냥하는 검색어가 다르다. A 웰비안 사전예약 / B XRPL · RLUSD · 리플 · DePIN / C 실내공기질측정기 · 미세먼지측정기 · CO2측정기 / D 날씨 데이터 경제 · DePIN 뜻 / E 아이방 공기질 · 이산화탄소 측정기 / F XRP 디핀 · RLUSD 사용처 / G 재택근무 CO2 · 측정기 스펙. 제목 앞에 그 검색어가 온다.</w:t>
+      </w:r>
+    </w:p>
+    <w:p>
+      <w:pPr>
+        <w:spacing w:after="60"/>
+      </w:pPr>
+      <w:r>
+        <w:rPr>
+          <w:b w:val="0"/>
+          <w:i w:val="0"/>
+        </w:rPr>
+        <w:t>E · F · G 는 1인칭 화자(워킹맘 · XRP 커뮤니티 · 재택 얼리어답터)로 말투가 다르다. 화자가 "예약했다" 는 사실로 둘 수 있다(무료 · 실제 가능). 출시 전이므로 기기를 이미 받아 써 본 것처럼 쓰지 않는다 — 사용 후기는 기기 수령 뒤 2차 원고. 문장을 다듬더라도 이 경계는 넘지 않는다.</w:t>
       </w:r>
     </w:p>
     <w:p>
@@ -758,7 +770,7 @@
           <w:b w:val="0"/>
           <w:i w:val="0"/>
         </w:rPr>
-        <w:t>네 편은 도입 · 순서 · 문장이 전부 다르다. 같은 날 같은 블로그에 올려도 서로 유사문서로 묶이지 않게 한 것이다. 한 편의 문단을 다른 편에 복사해 넣지 않는다. 기사 문장도 그대로 옮기지 않는다.</w:t>
+        <w:t>일곱 편은 도입 · 순서 · 문장이 전부 다르다. 같은 블로그에 올려도 서로 유사문서로 묶이지 않게 한 것이다. 한 편의 문단을 다른 편에 복사해 넣지 않는다. 기사 문장도 그대로 옮기지 않는다.</w:t>
       </w:r>
     </w:p>
     <w:p>
@@ -831,7 +843,7 @@
           <w:b w:val="0"/>
           <w:i w:val="0"/>
         </w:rPr>
-        <w:t>"보상은 테스트 중이며 지급량과 가치는 보장되지 않습니다" 와 "구체적인 보상액과 보상에 사용되는 디지털 자산의 발행·유통 방식 등은 아직 확정하지 않았습니다" — 네 편 모두에 있다. 삭제 · 완화 금지. "매달 얼마" · "월 ○원" · "일정한 지급" · 수익률 · 시세 전망을 만들지 않는다.</w:t>
+        <w:t>"보상은 테스트 중이며 지급량과 가치는 보장되지 않습니다" 와 "구체적인 보상액과 보상에 사용되는 디지털 자산의 발행·유통 방식 등은 아직 확정하지 않았습니다" — 일곱 편 모두에 있다. 삭제 · 완화 금지. "매달 얼마" · "월 ○원" · "일정한 지급" · 수익률 · 시세 전망을 만들지 않는다.</w:t>
       </w:r>
     </w:p>
     <w:p>
@@ -904,7 +916,7 @@
           <w:b w:val="0"/>
           <w:i w:val="0"/>
         </w:rPr>
-        <w:t>링크는 네 편 모두 https://wellbian.io/?utm_source=kol3&amp;utm_medium=kol&amp;utm_campaign=prereg0907 (서우가 준 그대로). 편별로 구분하고 싶으면 뒤에 &amp;utm_content=blogA ~ blogD 를 붙인다 — 앞부분은 바꾸지 않는다.</w:t>
+        <w:t>링크는 일곱 편 모두 https://wellbian.io/?utm_source=kol3&amp;utm_medium=kol&amp;utm_campaign=prereg0907 (서우가 준 그대로). 편별로 구분하고 싶으면 뒤에 &amp;utm_content=blogA ~ blogG 를 붙인다 — 앞부분은 바꾸지 않는다.</w:t>
       </w:r>
     </w:p>
     <w:p>
@@ -916,7 +928,7 @@
           <w:b w:val="0"/>
           <w:i w:val="0"/>
         </w:rPr>
-        <w:t>우리 블로그(브랜드 계정)에 올리면 광고 표시는 필요 없다. 외부 블로거 계정에 올릴 경우 본문 첫 줄에 "광고" 를 표시한다(표시광고법).</w:t>
+        <w:t>우리 블로그(브랜드 계정)에 올리면 광고 표시는 필요 없다. 외부 블로거 계정에 올릴 경우 본문 첫 줄에 "광고" 를 표시한다(표시광고법). E · F · G 는 1인칭 화자라 외부 계정에 올릴 가능성이 높다 — 원고 첫 줄에 자리 표시를 두었다.</w:t>
       </w:r>
     </w:p>
     <w:p>
